--- a/4-质量管理/运行记录类文件/040208-满意度调查报告（截止2025年8月）.docx
+++ b/4-质量管理/运行记录类文件/040208-满意度调查报告（截止2025年8月）.docx
@@ -1980,12 +1980,14 @@
             <w:pPr>
               <w:pStyle w:val="27"/>
               <w:spacing w:line="455" w:lineRule="auto"/>
+              <w:jc w:val="center"/>
             </w:pPr>
           </w:p>
           <w:p>
             <w:pPr>
               <w:spacing w:before="65" w:line="228" w:lineRule="auto"/>
               <w:ind w:left="126"/>
+              <w:jc w:val="center"/>
               <w:rPr>
                 <w:rFonts w:ascii="宋体" w:hAnsi="宋体" w:eastAsia="宋体" w:cs="宋体"/>
                 <w:sz w:val="20"/>
@@ -2011,6 +2013,7 @@
             <w:pPr>
               <w:spacing w:before="211" w:line="288" w:lineRule="auto"/>
               <w:ind w:right="188"/>
+              <w:jc w:val="center"/>
               <w:rPr>
                 <w:rFonts w:ascii="宋体" w:hAnsi="宋体" w:eastAsia="宋体" w:cs="宋体"/>
                 <w:spacing w:val="5"/>
@@ -2023,6 +2026,7 @@
             <w:pPr>
               <w:spacing w:before="65" w:line="299" w:lineRule="auto"/>
               <w:ind w:right="170"/>
+              <w:jc w:val="center"/>
               <w:rPr>
                 <w:rFonts w:ascii="宋体" w:hAnsi="宋体" w:eastAsia="宋体" w:cs="宋体"/>
                 <w:spacing w:val="6"/>
@@ -2044,6 +2048,7 @@
             <w:pPr>
               <w:spacing w:before="65" w:line="299" w:lineRule="auto"/>
               <w:ind w:right="170"/>
+              <w:jc w:val="center"/>
               <w:rPr>
                 <w:rFonts w:ascii="宋体" w:hAnsi="宋体" w:eastAsia="宋体" w:cs="宋体"/>
                 <w:sz w:val="20"/>
@@ -2069,12 +2074,14 @@
             <w:pPr>
               <w:pStyle w:val="27"/>
               <w:spacing w:line="301" w:lineRule="auto"/>
+              <w:jc w:val="center"/>
             </w:pPr>
           </w:p>
           <w:p>
             <w:pPr>
               <w:spacing w:before="65" w:line="299" w:lineRule="auto"/>
               <w:ind w:right="170"/>
+              <w:jc w:val="center"/>
               <w:rPr>
                 <w:rFonts w:ascii="宋体" w:hAnsi="宋体" w:eastAsia="宋体" w:cs="宋体"/>
                 <w:sz w:val="20"/>
@@ -2109,12 +2116,14 @@
             <w:pPr>
               <w:pStyle w:val="27"/>
               <w:spacing w:line="301" w:lineRule="auto"/>
+              <w:jc w:val="center"/>
             </w:pPr>
           </w:p>
           <w:p>
             <w:pPr>
               <w:spacing w:before="65" w:line="299" w:lineRule="auto"/>
               <w:ind w:left="174" w:right="167" w:firstLine="54"/>
+              <w:jc w:val="center"/>
               <w:rPr>
                 <w:rFonts w:ascii="宋体" w:hAnsi="宋体" w:eastAsia="宋体" w:cs="宋体"/>
                 <w:sz w:val="20"/>
@@ -2149,12 +2158,14 @@
             <w:pPr>
               <w:pStyle w:val="27"/>
               <w:spacing w:line="301" w:lineRule="auto"/>
+              <w:jc w:val="center"/>
             </w:pPr>
           </w:p>
           <w:p>
             <w:pPr>
               <w:spacing w:before="65" w:line="299" w:lineRule="auto"/>
               <w:ind w:left="179" w:right="167" w:firstLine="51"/>
+              <w:jc w:val="center"/>
               <w:rPr>
                 <w:rFonts w:ascii="宋体" w:hAnsi="宋体" w:eastAsia="宋体" w:cs="宋体"/>
                 <w:sz w:val="20"/>
@@ -2189,6 +2200,7 @@
             <w:pPr>
               <w:spacing w:before="55" w:line="288" w:lineRule="auto"/>
               <w:ind w:right="186"/>
+              <w:jc w:val="center"/>
               <w:rPr>
                 <w:rFonts w:ascii="宋体" w:hAnsi="宋体" w:eastAsia="宋体" w:cs="宋体"/>
                 <w:spacing w:val="3"/>
@@ -2201,6 +2213,7 @@
             <w:pPr>
               <w:spacing w:before="55" w:line="288" w:lineRule="auto"/>
               <w:ind w:right="186"/>
+              <w:jc w:val="center"/>
               <w:rPr>
                 <w:rFonts w:ascii="宋体" w:hAnsi="宋体" w:eastAsia="宋体" w:cs="宋体"/>
                 <w:sz w:val="20"/>
@@ -2269,12 +2282,14 @@
             <w:pPr>
               <w:pStyle w:val="27"/>
               <w:spacing w:line="455" w:lineRule="auto"/>
+              <w:jc w:val="center"/>
             </w:pPr>
           </w:p>
           <w:p>
             <w:pPr>
               <w:spacing w:before="65" w:line="229" w:lineRule="auto"/>
               <w:ind w:left="225"/>
+              <w:jc w:val="center"/>
               <w:rPr>
                 <w:rFonts w:ascii="宋体" w:hAnsi="宋体" w:eastAsia="宋体" w:cs="宋体"/>
                 <w:sz w:val="20"/>
@@ -3423,12 +3438,12 @@
         <w:t>5</w:t>
       </w:r>
       <w:r>
-        <w:t>个客</w:t>
+        <w:t>个客户进行客户满意度调查，</w:t>
       </w:r>
       <w:bookmarkStart w:id="1" w:name="_GoBack"/>
       <w:bookmarkEnd w:id="1"/>
       <w:r>
-        <w:t>户进行客户满意度调查，发放</w:t>
+        <w:t>发放</w:t>
       </w:r>
       <w:r>
         <w:rPr>
